--- a/docs/EC FAN OS 통합 검증서 20260417(간소화)/3. 기본동작/기본동작 No. 08 - 드라이브 펌웨어 버전정보 확인 (main, inverter).docx
+++ b/docs/EC FAN OS 통합 검증서 20260417(간소화)/3. 기본동작/기본동작 No. 08 - 드라이브 펌웨어 버전정보 확인 (main, inverter).docx
@@ -17,10 +17,10 @@
         <w:tblLook w:val="04A0" w:firstRow="1" w:lastRow="0" w:firstColumn="1" w:lastColumn="0" w:noHBand="0" w:noVBand="1"/>
       </w:tblPr>
       <w:tblGrid>
-        <w:gridCol w:w="1489"/>
-        <w:gridCol w:w="4394"/>
-        <w:gridCol w:w="1417"/>
-        <w:gridCol w:w="2196"/>
+        <w:gridCol w:w="616"/>
+        <w:gridCol w:w="5578"/>
+        <w:gridCol w:w="1955"/>
+        <w:gridCol w:w="2692"/>
       </w:tblGrid>
       <w:tr>
         <w:trPr>
@@ -672,32 +672,14 @@
                 <w:bCs/>
                 <w:szCs w:val="20"/>
               </w:rPr>
-              <w:t xml:space="preserve">485 통신 </w:t>
-            </w:r>
-            <w:proofErr w:type="gramStart"/>
-            <w:r>
-              <w:rPr>
-                <w:rFonts w:asciiTheme="majorHAnsi" w:eastAsiaTheme="majorHAnsi" w:hAnsiTheme="majorHAnsi" w:hint="eastAsia"/>
-                <w:b/>
-                <w:bCs/>
+              <w:t>485 통신 초기설정</w:t>
+            </w:r>
+            <w:r>
+              <w:rPr>
+                <w:rFonts w:asciiTheme="majorHAnsi" w:eastAsiaTheme="majorHAnsi" w:hAnsiTheme="majorHAnsi" w:hint="eastAsia"/>
                 <w:szCs w:val="20"/>
               </w:rPr>
-              <w:t>초기설정</w:t>
-            </w:r>
-            <w:r>
-              <w:rPr>
-                <w:rFonts w:asciiTheme="majorHAnsi" w:eastAsiaTheme="majorHAnsi" w:hAnsiTheme="majorHAnsi" w:hint="eastAsia"/>
-                <w:szCs w:val="20"/>
-              </w:rPr>
-              <w:t xml:space="preserve"> :</w:t>
-            </w:r>
-            <w:proofErr w:type="gramEnd"/>
-            <w:r>
-              <w:rPr>
-                <w:rFonts w:asciiTheme="majorHAnsi" w:eastAsiaTheme="majorHAnsi" w:hAnsiTheme="majorHAnsi" w:hint="eastAsia"/>
-                <w:szCs w:val="20"/>
-              </w:rPr>
-              <w:t xml:space="preserve"> (</w:t>
+              <w:t xml:space="preserve"> : (</w:t>
             </w:r>
             <w:proofErr w:type="spellStart"/>
             <w:r>
@@ -750,27 +732,7 @@
                 <w:bCs/>
                 <w:szCs w:val="20"/>
               </w:rPr>
-              <w:t xml:space="preserve">&lt;Phase 2. </w:t>
-            </w:r>
-            <w:proofErr w:type="gramStart"/>
-            <w:r>
-              <w:rPr>
-                <w:rFonts w:asciiTheme="majorHAnsi" w:eastAsiaTheme="majorHAnsi" w:hAnsiTheme="majorHAnsi" w:hint="eastAsia"/>
-                <w:b/>
-                <w:bCs/>
-                <w:szCs w:val="20"/>
-              </w:rPr>
-              <w:t>Main /</w:t>
-            </w:r>
-            <w:proofErr w:type="gramEnd"/>
-            <w:r>
-              <w:rPr>
-                <w:rFonts w:asciiTheme="majorHAnsi" w:eastAsiaTheme="majorHAnsi" w:hAnsiTheme="majorHAnsi" w:hint="eastAsia"/>
-                <w:b/>
-                <w:bCs/>
-                <w:szCs w:val="20"/>
-              </w:rPr>
-              <w:t xml:space="preserve"> Inverter firmware, bootloader 버전 확인</w:t>
+              <w:t>&lt;Phase 2. Main / Inverter firmware, bootloader 버전 확인</w:t>
             </w:r>
             <w:r>
               <w:rPr>
@@ -879,7 +841,7 @@
                 <w:numId w:val="0"/>
               </w:numPr>
               <w:rPr>
-                <w:rFonts w:asciiTheme="majorHAnsi" w:eastAsiaTheme="majorHAnsi" w:hAnsiTheme="majorHAnsi" w:hint="eastAsia"/>
+                <w:rFonts w:asciiTheme="majorHAnsi" w:eastAsiaTheme="majorHAnsi" w:hAnsiTheme="majorHAnsi"/>
                 <w:szCs w:val="20"/>
               </w:rPr>
             </w:pPr>
@@ -986,7 +948,7 @@
                 <w:numId w:val="41"/>
               </w:numPr>
               <w:rPr>
-                <w:rFonts w:asciiTheme="majorHAnsi" w:eastAsiaTheme="majorHAnsi" w:hAnsiTheme="majorHAnsi" w:hint="eastAsia"/>
+                <w:rFonts w:asciiTheme="majorHAnsi" w:eastAsiaTheme="majorHAnsi" w:hAnsiTheme="majorHAnsi"/>
               </w:rPr>
             </w:pPr>
             <w:proofErr w:type="spellStart"/>
@@ -1012,7 +974,7 @@
                 <w:numId w:val="0"/>
               </w:numPr>
               <w:rPr>
-                <w:rFonts w:asciiTheme="majorHAnsi" w:eastAsiaTheme="majorHAnsi" w:hAnsiTheme="majorHAnsi" w:hint="eastAsia"/>
+                <w:rFonts w:asciiTheme="majorHAnsi" w:eastAsiaTheme="majorHAnsi" w:hAnsiTheme="majorHAnsi"/>
               </w:rPr>
             </w:pPr>
           </w:p>
@@ -1044,6 +1006,7 @@
               <w:rPr>
                 <w:rFonts w:asciiTheme="majorHAnsi" w:eastAsiaTheme="majorHAnsi" w:hAnsiTheme="majorHAnsi" w:hint="eastAsia"/>
               </w:rPr>
+              <w:lastRenderedPageBreak/>
               <w:t>시험결과</w:t>
             </w:r>
           </w:p>
@@ -1062,9 +1025,1081 @@
                 <w:numId w:val="0"/>
               </w:numPr>
               <w:rPr>
-                <w:rFonts w:asciiTheme="majorHAnsi" w:eastAsiaTheme="majorHAnsi" w:hAnsiTheme="majorHAnsi" w:hint="eastAsia"/>
-              </w:rPr>
-            </w:pPr>
+                <w:rFonts w:asciiTheme="majorHAnsi" w:eastAsiaTheme="majorHAnsi" w:hAnsiTheme="majorHAnsi"/>
+              </w:rPr>
+            </w:pPr>
+            <w:r>
+              <w:rPr>
+                <w:rFonts w:asciiTheme="majorHAnsi" w:eastAsiaTheme="majorHAnsi" w:hAnsiTheme="majorHAnsi"/>
+              </w:rPr>
+              <w:drawing>
+                <wp:inline distT="0" distB="0" distL="0" distR="0" wp14:anchorId="7F4CAEF1" wp14:editId="3BE050C2">
+                  <wp:extent cx="5731510" cy="8081645"/>
+                  <wp:effectExtent l="0" t="0" r="2540" b="0"/>
+                  <wp:docPr id="1" name="그림 1"/>
+                  <wp:cNvGraphicFramePr>
+                    <a:graphicFrameLocks xmlns:a="http://schemas.openxmlformats.org/drawingml/2006/main" noChangeAspect="1"/>
+                  </wp:cNvGraphicFramePr>
+                  <a:graphic xmlns:a="http://schemas.openxmlformats.org/drawingml/2006/main">
+                    <a:graphicData uri="http://schemas.openxmlformats.org/drawingml/2006/picture">
+                      <pic:pic xmlns:pic="http://schemas.openxmlformats.org/drawingml/2006/picture">
+                        <pic:nvPicPr>
+                          <pic:cNvPr id="1" name=""/>
+                          <pic:cNvPicPr/>
+                        </pic:nvPicPr>
+                        <pic:blipFill>
+                          <a:blip r:embed="rId8"/>
+                          <a:stretch>
+                            <a:fillRect/>
+                          </a:stretch>
+                        </pic:blipFill>
+                        <pic:spPr>
+                          <a:xfrm>
+                            <a:off x="0" y="0"/>
+                            <a:ext cx="5731510" cy="8081645"/>
+                          </a:xfrm>
+                          <a:prstGeom prst="rect">
+                            <a:avLst/>
+                          </a:prstGeom>
+                        </pic:spPr>
+                      </pic:pic>
+                    </a:graphicData>
+                  </a:graphic>
+                </wp:inline>
+              </w:drawing>
+            </w:r>
+          </w:p>
+          <w:p>
+            <w:pPr>
+              <w:pStyle w:val="1-0"/>
+              <w:rPr>
+                <w:rFonts w:asciiTheme="majorHAnsi" w:eastAsiaTheme="majorHAnsi" w:hAnsiTheme="majorHAnsi"/>
+              </w:rPr>
+            </w:pPr>
+            <w:r>
+              <w:rPr>
+                <w:rFonts w:asciiTheme="majorHAnsi" w:eastAsiaTheme="majorHAnsi" w:hAnsiTheme="majorHAnsi"/>
+              </w:rPr>
+              <w:t>============================================================</w:t>
+            </w:r>
+          </w:p>
+          <w:p>
+            <w:pPr>
+              <w:pStyle w:val="1-0"/>
+              <w:rPr>
+                <w:rFonts w:asciiTheme="majorHAnsi" w:eastAsiaTheme="majorHAnsi" w:hAnsiTheme="majorHAnsi" w:hint="eastAsia"/>
+              </w:rPr>
+            </w:pPr>
+            <w:r>
+              <w:rPr>
+                <w:rFonts w:asciiTheme="majorHAnsi" w:eastAsiaTheme="majorHAnsi" w:hAnsiTheme="majorHAnsi" w:hint="eastAsia"/>
+              </w:rPr>
+              <w:lastRenderedPageBreak/>
+              <w:t>테스트 항목  : [3-8] 펌웨어 버전 확인</w:t>
+            </w:r>
+          </w:p>
+          <w:p>
+            <w:pPr>
+              <w:pStyle w:val="1-0"/>
+              <w:rPr>
+                <w:rFonts w:asciiTheme="majorHAnsi" w:eastAsiaTheme="majorHAnsi" w:hAnsiTheme="majorHAnsi" w:hint="eastAsia"/>
+              </w:rPr>
+            </w:pPr>
+            <w:r>
+              <w:rPr>
+                <w:rFonts w:asciiTheme="majorHAnsi" w:eastAsiaTheme="majorHAnsi" w:hAnsiTheme="majorHAnsi" w:hint="eastAsia"/>
+              </w:rPr>
+              <w:t>시작 시각    : 2026. 4. 18. 오후 8:10:24</w:t>
+            </w:r>
+          </w:p>
+          <w:p>
+            <w:pPr>
+              <w:pStyle w:val="1-0"/>
+              <w:rPr>
+                <w:rFonts w:asciiTheme="majorHAnsi" w:eastAsiaTheme="majorHAnsi" w:hAnsiTheme="majorHAnsi" w:hint="eastAsia"/>
+              </w:rPr>
+            </w:pPr>
+            <w:r>
+              <w:rPr>
+                <w:rFonts w:asciiTheme="majorHAnsi" w:eastAsiaTheme="majorHAnsi" w:hAnsiTheme="majorHAnsi" w:hint="eastAsia"/>
+              </w:rPr>
+              <w:t>종료 시각    : 2026. 4. 18. 오후 8:10:24</w:t>
+            </w:r>
+          </w:p>
+          <w:p>
+            <w:pPr>
+              <w:pStyle w:val="1-0"/>
+              <w:rPr>
+                <w:rFonts w:asciiTheme="majorHAnsi" w:eastAsiaTheme="majorHAnsi" w:hAnsiTheme="majorHAnsi" w:hint="eastAsia"/>
+              </w:rPr>
+            </w:pPr>
+            <w:r>
+              <w:rPr>
+                <w:rFonts w:asciiTheme="majorHAnsi" w:eastAsiaTheme="majorHAnsi" w:hAnsiTheme="majorHAnsi" w:hint="eastAsia"/>
+              </w:rPr>
+              <w:t>저장 시각    : 2026. 4. 18. 오후 8:11:24</w:t>
+            </w:r>
+          </w:p>
+          <w:p>
+            <w:pPr>
+              <w:pStyle w:val="1-0"/>
+              <w:rPr>
+                <w:rFonts w:asciiTheme="majorHAnsi" w:eastAsiaTheme="majorHAnsi" w:hAnsiTheme="majorHAnsi"/>
+              </w:rPr>
+            </w:pPr>
+            <w:r>
+              <w:rPr>
+                <w:rFonts w:asciiTheme="majorHAnsi" w:eastAsiaTheme="majorHAnsi" w:hAnsiTheme="majorHAnsi"/>
+              </w:rPr>
+              <w:t>============================================================</w:t>
+            </w:r>
+          </w:p>
+          <w:p>
+            <w:pPr>
+              <w:pStyle w:val="1-0"/>
+              <w:rPr>
+                <w:rFonts w:asciiTheme="majorHAnsi" w:eastAsiaTheme="majorHAnsi" w:hAnsiTheme="majorHAnsi"/>
+              </w:rPr>
+            </w:pPr>
+          </w:p>
+          <w:p>
+            <w:pPr>
+              <w:pStyle w:val="1-0"/>
+              <w:rPr>
+                <w:rFonts w:asciiTheme="majorHAnsi" w:eastAsiaTheme="majorHAnsi" w:hAnsiTheme="majorHAnsi" w:hint="eastAsia"/>
+              </w:rPr>
+            </w:pPr>
+            <w:r>
+              <w:rPr>
+                <w:rFonts w:asciiTheme="majorHAnsi" w:eastAsiaTheme="majorHAnsi" w:hAnsiTheme="majorHAnsi" w:hint="eastAsia"/>
+              </w:rPr>
+              <w:t>[실행 로그]</w:t>
+            </w:r>
+          </w:p>
+          <w:p>
+            <w:pPr>
+              <w:pStyle w:val="1-0"/>
+              <w:rPr>
+                <w:rFonts w:asciiTheme="majorHAnsi" w:eastAsiaTheme="majorHAnsi" w:hAnsiTheme="majorHAnsi"/>
+              </w:rPr>
+            </w:pPr>
+            <w:r>
+              <w:rPr>
+                <w:rFonts w:asciiTheme="majorHAnsi" w:eastAsiaTheme="majorHAnsi" w:hAnsiTheme="majorHAnsi"/>
+              </w:rPr>
+              <w:t>------------------------------------------------------------</w:t>
+            </w:r>
+          </w:p>
+          <w:p>
+            <w:pPr>
+              <w:pStyle w:val="1-0"/>
+              <w:rPr>
+                <w:rFonts w:asciiTheme="majorHAnsi" w:eastAsiaTheme="majorHAnsi" w:hAnsiTheme="majorHAnsi" w:hint="eastAsia"/>
+              </w:rPr>
+            </w:pPr>
+            <w:r>
+              <w:rPr>
+                <w:rFonts w:asciiTheme="majorHAnsi" w:eastAsiaTheme="majorHAnsi" w:hAnsiTheme="majorHAnsi" w:hint="eastAsia"/>
+              </w:rPr>
+              <w:t>[20시 10분 24초] [INFO] 테스트 시작: 펌웨어 버전 확인</w:t>
+            </w:r>
+          </w:p>
+          <w:p>
+            <w:pPr>
+              <w:pStyle w:val="1-0"/>
+              <w:rPr>
+                <w:rFonts w:asciiTheme="majorHAnsi" w:eastAsiaTheme="majorHAnsi" w:hAnsiTheme="majorHAnsi" w:hint="eastAsia"/>
+              </w:rPr>
+            </w:pPr>
+            <w:r>
+              <w:rPr>
+                <w:rFonts w:asciiTheme="majorHAnsi" w:eastAsiaTheme="majorHAnsi" w:hAnsiTheme="majorHAnsi" w:hint="eastAsia"/>
+              </w:rPr>
+              <w:t>[20시 10분 24초] [STEP] [Phase 2] Main / Inverter Firmware, Bootloader 버전 확인 (Positive Test)</w:t>
+            </w:r>
+          </w:p>
+          <w:p>
+            <w:pPr>
+              <w:pStyle w:val="1-0"/>
+              <w:rPr>
+                <w:rFonts w:asciiTheme="majorHAnsi" w:eastAsiaTheme="majorHAnsi" w:hAnsiTheme="majorHAnsi" w:hint="eastAsia"/>
+              </w:rPr>
+            </w:pPr>
+            <w:r>
+              <w:rPr>
+                <w:rFonts w:asciiTheme="majorHAnsi" w:eastAsiaTheme="majorHAnsi" w:hAnsiTheme="majorHAnsi" w:hint="eastAsia"/>
+              </w:rPr>
+              <w:t>[20시 10분 24초] [INFO] ▶ Phase 2-1 시작</w:t>
+            </w:r>
+          </w:p>
+          <w:p>
+            <w:pPr>
+              <w:pStyle w:val="1-0"/>
+              <w:rPr>
+                <w:rFonts w:asciiTheme="majorHAnsi" w:eastAsiaTheme="majorHAnsi" w:hAnsiTheme="majorHAnsi" w:hint="eastAsia"/>
+              </w:rPr>
+            </w:pPr>
+            <w:r>
+              <w:rPr>
+                <w:rFonts w:asciiTheme="majorHAnsi" w:eastAsiaTheme="majorHAnsi" w:hAnsiTheme="majorHAnsi" w:hint="eastAsia"/>
+              </w:rPr>
+              <w:t>[20시 10분 24초] [STEP] [Phase 2-1] Main Boot Version 읽기 (0x27F0)</w:t>
+            </w:r>
+          </w:p>
+          <w:p>
+            <w:pPr>
+              <w:pStyle w:val="1-0"/>
+              <w:rPr>
+                <w:rFonts w:asciiTheme="majorHAnsi" w:eastAsiaTheme="majorHAnsi" w:hAnsiTheme="majorHAnsi" w:hint="eastAsia"/>
+              </w:rPr>
+            </w:pPr>
+            <w:r>
+              <w:rPr>
+                <w:rFonts w:asciiTheme="majorHAnsi" w:eastAsiaTheme="majorHAnsi" w:hAnsiTheme="majorHAnsi" w:hint="eastAsia"/>
+              </w:rPr>
+              <w:t xml:space="preserve">[20시 10분 24초] [INFO]   RX: "....."  [FF </w:t>
+            </w:r>
+            <w:proofErr w:type="spellStart"/>
+            <w:r>
+              <w:rPr>
+                <w:rFonts w:asciiTheme="majorHAnsi" w:eastAsiaTheme="majorHAnsi" w:hAnsiTheme="majorHAnsi" w:hint="eastAsia"/>
+              </w:rPr>
+              <w:t>FF</w:t>
+            </w:r>
+            <w:proofErr w:type="spellEnd"/>
+            <w:r>
+              <w:rPr>
+                <w:rFonts w:asciiTheme="majorHAnsi" w:eastAsiaTheme="majorHAnsi" w:hAnsiTheme="majorHAnsi" w:hint="eastAsia"/>
+              </w:rPr>
+              <w:t xml:space="preserve"> </w:t>
+            </w:r>
+            <w:proofErr w:type="spellStart"/>
+            <w:r>
+              <w:rPr>
+                <w:rFonts w:asciiTheme="majorHAnsi" w:eastAsiaTheme="majorHAnsi" w:hAnsiTheme="majorHAnsi" w:hint="eastAsia"/>
+              </w:rPr>
+              <w:t>FF</w:t>
+            </w:r>
+            <w:proofErr w:type="spellEnd"/>
+            <w:r>
+              <w:rPr>
+                <w:rFonts w:asciiTheme="majorHAnsi" w:eastAsiaTheme="majorHAnsi" w:hAnsiTheme="majorHAnsi" w:hint="eastAsia"/>
+              </w:rPr>
+              <w:t xml:space="preserve"> </w:t>
+            </w:r>
+            <w:proofErr w:type="spellStart"/>
+            <w:r>
+              <w:rPr>
+                <w:rFonts w:asciiTheme="majorHAnsi" w:eastAsiaTheme="majorHAnsi" w:hAnsiTheme="majorHAnsi" w:hint="eastAsia"/>
+              </w:rPr>
+              <w:t>FF</w:t>
+            </w:r>
+            <w:proofErr w:type="spellEnd"/>
+            <w:r>
+              <w:rPr>
+                <w:rFonts w:asciiTheme="majorHAnsi" w:eastAsiaTheme="majorHAnsi" w:hAnsiTheme="majorHAnsi" w:hint="eastAsia"/>
+              </w:rPr>
+              <w:t xml:space="preserve"> </w:t>
+            </w:r>
+            <w:proofErr w:type="spellStart"/>
+            <w:r>
+              <w:rPr>
+                <w:rFonts w:asciiTheme="majorHAnsi" w:eastAsiaTheme="majorHAnsi" w:hAnsiTheme="majorHAnsi" w:hint="eastAsia"/>
+              </w:rPr>
+              <w:t>FF</w:t>
+            </w:r>
+            <w:proofErr w:type="spellEnd"/>
+            <w:r>
+              <w:rPr>
+                <w:rFonts w:asciiTheme="majorHAnsi" w:eastAsiaTheme="majorHAnsi" w:hAnsiTheme="majorHAnsi" w:hint="eastAsia"/>
+              </w:rPr>
+              <w:t xml:space="preserve"> 00]</w:t>
+            </w:r>
+          </w:p>
+          <w:p>
+            <w:pPr>
+              <w:pStyle w:val="1-0"/>
+              <w:rPr>
+                <w:rFonts w:asciiTheme="majorHAnsi" w:eastAsiaTheme="majorHAnsi" w:hAnsiTheme="majorHAnsi"/>
+              </w:rPr>
+            </w:pPr>
+            <w:r>
+              <w:rPr>
+                <w:rFonts w:asciiTheme="majorHAnsi" w:eastAsiaTheme="majorHAnsi" w:hAnsiTheme="majorHAnsi"/>
+              </w:rPr>
+              <w:t>[20</w:t>
+            </w:r>
+            <w:r>
+              <w:rPr>
+                <w:rFonts w:asciiTheme="majorHAnsi" w:eastAsiaTheme="majorHAnsi" w:hAnsiTheme="majorHAnsi" w:hint="eastAsia"/>
+              </w:rPr>
+              <w:t>시</w:t>
+            </w:r>
+            <w:r>
+              <w:rPr>
+                <w:rFonts w:asciiTheme="majorHAnsi" w:eastAsiaTheme="majorHAnsi" w:hAnsiTheme="majorHAnsi"/>
+              </w:rPr>
+              <w:t xml:space="preserve"> 10</w:t>
+            </w:r>
+            <w:r>
+              <w:rPr>
+                <w:rFonts w:asciiTheme="majorHAnsi" w:eastAsiaTheme="majorHAnsi" w:hAnsiTheme="majorHAnsi" w:hint="eastAsia"/>
+              </w:rPr>
+              <w:t>분</w:t>
+            </w:r>
+            <w:r>
+              <w:rPr>
+                <w:rFonts w:asciiTheme="majorHAnsi" w:eastAsiaTheme="majorHAnsi" w:hAnsiTheme="majorHAnsi"/>
+              </w:rPr>
+              <w:t xml:space="preserve"> 24</w:t>
+            </w:r>
+            <w:r>
+              <w:rPr>
+                <w:rFonts w:asciiTheme="majorHAnsi" w:eastAsiaTheme="majorHAnsi" w:hAnsiTheme="majorHAnsi" w:hint="eastAsia"/>
+              </w:rPr>
+              <w:t>초</w:t>
+            </w:r>
+            <w:r>
+              <w:rPr>
+                <w:rFonts w:asciiTheme="majorHAnsi" w:eastAsiaTheme="majorHAnsi" w:hAnsiTheme="majorHAnsi"/>
+              </w:rPr>
+              <w:t xml:space="preserve">] [SUCCESS]   </w:t>
+            </w:r>
+            <w:r>
+              <w:rPr>
+                <w:rFonts w:ascii="MS Gothic" w:eastAsia="MS Gothic" w:hAnsi="MS Gothic" w:cs="MS Gothic" w:hint="eastAsia"/>
+              </w:rPr>
+              <w:t>✔</w:t>
+            </w:r>
+            <w:r>
+              <w:rPr>
+                <w:rFonts w:asciiTheme="majorHAnsi" w:eastAsiaTheme="majorHAnsi" w:hAnsiTheme="majorHAnsi"/>
+              </w:rPr>
+              <w:t xml:space="preserve"> </w:t>
+            </w:r>
+            <w:r>
+              <w:rPr>
+                <w:rFonts w:asciiTheme="majorHAnsi" w:eastAsiaTheme="majorHAnsi" w:hAnsiTheme="majorHAnsi" w:hint="eastAsia"/>
+              </w:rPr>
+              <w:t>수신</w:t>
+            </w:r>
+            <w:r>
+              <w:rPr>
+                <w:rFonts w:asciiTheme="majorHAnsi" w:eastAsiaTheme="majorHAnsi" w:hAnsiTheme="majorHAnsi"/>
+              </w:rPr>
+              <w:t xml:space="preserve"> </w:t>
+            </w:r>
+            <w:r>
+              <w:rPr>
+                <w:rFonts w:asciiTheme="majorHAnsi" w:eastAsiaTheme="majorHAnsi" w:hAnsiTheme="majorHAnsi" w:hint="eastAsia"/>
+              </w:rPr>
+              <w:t>성공</w:t>
+            </w:r>
+            <w:r>
+              <w:rPr>
+                <w:rFonts w:asciiTheme="majorHAnsi" w:eastAsiaTheme="majorHAnsi" w:hAnsiTheme="majorHAnsi"/>
+              </w:rPr>
+              <w:t xml:space="preserve"> — Phase 2-1 PASS</w:t>
+            </w:r>
+          </w:p>
+          <w:p>
+            <w:pPr>
+              <w:pStyle w:val="1-0"/>
+              <w:rPr>
+                <w:rFonts w:asciiTheme="majorHAnsi" w:eastAsiaTheme="majorHAnsi" w:hAnsiTheme="majorHAnsi" w:hint="eastAsia"/>
+              </w:rPr>
+            </w:pPr>
+            <w:r>
+              <w:rPr>
+                <w:rFonts w:asciiTheme="majorHAnsi" w:eastAsiaTheme="majorHAnsi" w:hAnsiTheme="majorHAnsi" w:hint="eastAsia"/>
+              </w:rPr>
+              <w:t>[20시 10분 24초] [INFO] ▶ Phase 2-2 시작</w:t>
+            </w:r>
+          </w:p>
+          <w:p>
+            <w:pPr>
+              <w:pStyle w:val="1-0"/>
+              <w:rPr>
+                <w:rFonts w:asciiTheme="majorHAnsi" w:eastAsiaTheme="majorHAnsi" w:hAnsiTheme="majorHAnsi" w:hint="eastAsia"/>
+              </w:rPr>
+            </w:pPr>
+            <w:r>
+              <w:rPr>
+                <w:rFonts w:asciiTheme="majorHAnsi" w:eastAsiaTheme="majorHAnsi" w:hAnsiTheme="majorHAnsi" w:hint="eastAsia"/>
+              </w:rPr>
+              <w:t>[20시 10분 24초] [STEP] [Phase 2-2] Main FW Version 읽기 (0x27F1)</w:t>
+            </w:r>
+          </w:p>
+          <w:p>
+            <w:pPr>
+              <w:pStyle w:val="1-0"/>
+              <w:rPr>
+                <w:rFonts w:asciiTheme="majorHAnsi" w:eastAsiaTheme="majorHAnsi" w:hAnsiTheme="majorHAnsi" w:hint="eastAsia"/>
+              </w:rPr>
+            </w:pPr>
+            <w:r>
+              <w:rPr>
+                <w:rFonts w:asciiTheme="majorHAnsi" w:eastAsiaTheme="majorHAnsi" w:hAnsiTheme="majorHAnsi" w:hint="eastAsia"/>
+              </w:rPr>
+              <w:t>[20시 10분 24초] [INFO]   RX: "0.02K"  [30 2E 30 32 4B 00]</w:t>
+            </w:r>
+          </w:p>
+          <w:p>
+            <w:pPr>
+              <w:pStyle w:val="1-0"/>
+              <w:rPr>
+                <w:rFonts w:asciiTheme="majorHAnsi" w:eastAsiaTheme="majorHAnsi" w:hAnsiTheme="majorHAnsi"/>
+              </w:rPr>
+            </w:pPr>
+            <w:r>
+              <w:rPr>
+                <w:rFonts w:asciiTheme="majorHAnsi" w:eastAsiaTheme="majorHAnsi" w:hAnsiTheme="majorHAnsi"/>
+              </w:rPr>
+              <w:t>[20</w:t>
+            </w:r>
+            <w:r>
+              <w:rPr>
+                <w:rFonts w:asciiTheme="majorHAnsi" w:eastAsiaTheme="majorHAnsi" w:hAnsiTheme="majorHAnsi" w:hint="eastAsia"/>
+              </w:rPr>
+              <w:t>시</w:t>
+            </w:r>
+            <w:r>
+              <w:rPr>
+                <w:rFonts w:asciiTheme="majorHAnsi" w:eastAsiaTheme="majorHAnsi" w:hAnsiTheme="majorHAnsi"/>
+              </w:rPr>
+              <w:t xml:space="preserve"> 10</w:t>
+            </w:r>
+            <w:r>
+              <w:rPr>
+                <w:rFonts w:asciiTheme="majorHAnsi" w:eastAsiaTheme="majorHAnsi" w:hAnsiTheme="majorHAnsi" w:hint="eastAsia"/>
+              </w:rPr>
+              <w:t>분</w:t>
+            </w:r>
+            <w:r>
+              <w:rPr>
+                <w:rFonts w:asciiTheme="majorHAnsi" w:eastAsiaTheme="majorHAnsi" w:hAnsiTheme="majorHAnsi"/>
+              </w:rPr>
+              <w:t xml:space="preserve"> 24</w:t>
+            </w:r>
+            <w:r>
+              <w:rPr>
+                <w:rFonts w:asciiTheme="majorHAnsi" w:eastAsiaTheme="majorHAnsi" w:hAnsiTheme="majorHAnsi" w:hint="eastAsia"/>
+              </w:rPr>
+              <w:t>초</w:t>
+            </w:r>
+            <w:r>
+              <w:rPr>
+                <w:rFonts w:asciiTheme="majorHAnsi" w:eastAsiaTheme="majorHAnsi" w:hAnsiTheme="majorHAnsi"/>
+              </w:rPr>
+              <w:t xml:space="preserve">] [SUCCESS]   </w:t>
+            </w:r>
+            <w:r>
+              <w:rPr>
+                <w:rFonts w:ascii="MS Gothic" w:eastAsia="MS Gothic" w:hAnsi="MS Gothic" w:cs="MS Gothic" w:hint="eastAsia"/>
+              </w:rPr>
+              <w:t>✔</w:t>
+            </w:r>
+            <w:r>
+              <w:rPr>
+                <w:rFonts w:asciiTheme="majorHAnsi" w:eastAsiaTheme="majorHAnsi" w:hAnsiTheme="majorHAnsi"/>
+              </w:rPr>
+              <w:t xml:space="preserve"> </w:t>
+            </w:r>
+            <w:r>
+              <w:rPr>
+                <w:rFonts w:asciiTheme="majorHAnsi" w:eastAsiaTheme="majorHAnsi" w:hAnsiTheme="majorHAnsi" w:hint="eastAsia"/>
+              </w:rPr>
+              <w:t>수신</w:t>
+            </w:r>
+            <w:r>
+              <w:rPr>
+                <w:rFonts w:asciiTheme="majorHAnsi" w:eastAsiaTheme="majorHAnsi" w:hAnsiTheme="majorHAnsi"/>
+              </w:rPr>
+              <w:t xml:space="preserve"> </w:t>
+            </w:r>
+            <w:r>
+              <w:rPr>
+                <w:rFonts w:asciiTheme="majorHAnsi" w:eastAsiaTheme="majorHAnsi" w:hAnsiTheme="majorHAnsi" w:hint="eastAsia"/>
+              </w:rPr>
+              <w:t>성공</w:t>
+            </w:r>
+            <w:r>
+              <w:rPr>
+                <w:rFonts w:asciiTheme="majorHAnsi" w:eastAsiaTheme="majorHAnsi" w:hAnsiTheme="majorHAnsi"/>
+              </w:rPr>
+              <w:t xml:space="preserve"> — Phase 2-2 PASS</w:t>
+            </w:r>
+          </w:p>
+          <w:p>
+            <w:pPr>
+              <w:pStyle w:val="1-0"/>
+              <w:rPr>
+                <w:rFonts w:asciiTheme="majorHAnsi" w:eastAsiaTheme="majorHAnsi" w:hAnsiTheme="majorHAnsi" w:hint="eastAsia"/>
+              </w:rPr>
+            </w:pPr>
+            <w:r>
+              <w:rPr>
+                <w:rFonts w:asciiTheme="majorHAnsi" w:eastAsiaTheme="majorHAnsi" w:hAnsiTheme="majorHAnsi" w:hint="eastAsia"/>
+              </w:rPr>
+              <w:t>[20시 10분 24초] [INFO] ▶ Phase 2-3 시작</w:t>
+            </w:r>
+          </w:p>
+          <w:p>
+            <w:pPr>
+              <w:pStyle w:val="1-0"/>
+              <w:rPr>
+                <w:rFonts w:asciiTheme="majorHAnsi" w:eastAsiaTheme="majorHAnsi" w:hAnsiTheme="majorHAnsi" w:hint="eastAsia"/>
+              </w:rPr>
+            </w:pPr>
+            <w:r>
+              <w:rPr>
+                <w:rFonts w:asciiTheme="majorHAnsi" w:eastAsiaTheme="majorHAnsi" w:hAnsiTheme="majorHAnsi" w:hint="eastAsia"/>
+              </w:rPr>
+              <w:t>[20시 10분 24초] [STEP] [Phase 2-3] Inverter Boot Version 읽기 (0x27F2)</w:t>
+            </w:r>
+          </w:p>
+          <w:p>
+            <w:pPr>
+              <w:pStyle w:val="1-0"/>
+              <w:rPr>
+                <w:rFonts w:asciiTheme="majorHAnsi" w:eastAsiaTheme="majorHAnsi" w:hAnsiTheme="majorHAnsi" w:hint="eastAsia"/>
+              </w:rPr>
+            </w:pPr>
+            <w:r>
+              <w:rPr>
+                <w:rFonts w:asciiTheme="majorHAnsi" w:eastAsiaTheme="majorHAnsi" w:hAnsiTheme="majorHAnsi" w:hint="eastAsia"/>
+              </w:rPr>
+              <w:t>[20시 10분 24초] [INFO]   RX: "V0.01"  [56 30 2E 30 31 00]</w:t>
+            </w:r>
+          </w:p>
+          <w:p>
+            <w:pPr>
+              <w:pStyle w:val="1-0"/>
+              <w:rPr>
+                <w:rFonts w:asciiTheme="majorHAnsi" w:eastAsiaTheme="majorHAnsi" w:hAnsiTheme="majorHAnsi"/>
+              </w:rPr>
+            </w:pPr>
+            <w:r>
+              <w:rPr>
+                <w:rFonts w:asciiTheme="majorHAnsi" w:eastAsiaTheme="majorHAnsi" w:hAnsiTheme="majorHAnsi"/>
+              </w:rPr>
+              <w:t>[20</w:t>
+            </w:r>
+            <w:r>
+              <w:rPr>
+                <w:rFonts w:asciiTheme="majorHAnsi" w:eastAsiaTheme="majorHAnsi" w:hAnsiTheme="majorHAnsi" w:hint="eastAsia"/>
+              </w:rPr>
+              <w:t>시</w:t>
+            </w:r>
+            <w:r>
+              <w:rPr>
+                <w:rFonts w:asciiTheme="majorHAnsi" w:eastAsiaTheme="majorHAnsi" w:hAnsiTheme="majorHAnsi"/>
+              </w:rPr>
+              <w:t xml:space="preserve"> 10</w:t>
+            </w:r>
+            <w:r>
+              <w:rPr>
+                <w:rFonts w:asciiTheme="majorHAnsi" w:eastAsiaTheme="majorHAnsi" w:hAnsiTheme="majorHAnsi" w:hint="eastAsia"/>
+              </w:rPr>
+              <w:t>분</w:t>
+            </w:r>
+            <w:r>
+              <w:rPr>
+                <w:rFonts w:asciiTheme="majorHAnsi" w:eastAsiaTheme="majorHAnsi" w:hAnsiTheme="majorHAnsi"/>
+              </w:rPr>
+              <w:t xml:space="preserve"> 24</w:t>
+            </w:r>
+            <w:r>
+              <w:rPr>
+                <w:rFonts w:asciiTheme="majorHAnsi" w:eastAsiaTheme="majorHAnsi" w:hAnsiTheme="majorHAnsi" w:hint="eastAsia"/>
+              </w:rPr>
+              <w:t>초</w:t>
+            </w:r>
+            <w:r>
+              <w:rPr>
+                <w:rFonts w:asciiTheme="majorHAnsi" w:eastAsiaTheme="majorHAnsi" w:hAnsiTheme="majorHAnsi"/>
+              </w:rPr>
+              <w:t xml:space="preserve">] [SUCCESS]   </w:t>
+            </w:r>
+            <w:r>
+              <w:rPr>
+                <w:rFonts w:ascii="MS Gothic" w:eastAsia="MS Gothic" w:hAnsi="MS Gothic" w:cs="MS Gothic" w:hint="eastAsia"/>
+              </w:rPr>
+              <w:t>✔</w:t>
+            </w:r>
+            <w:r>
+              <w:rPr>
+                <w:rFonts w:asciiTheme="majorHAnsi" w:eastAsiaTheme="majorHAnsi" w:hAnsiTheme="majorHAnsi"/>
+              </w:rPr>
+              <w:t xml:space="preserve"> </w:t>
+            </w:r>
+            <w:r>
+              <w:rPr>
+                <w:rFonts w:asciiTheme="majorHAnsi" w:eastAsiaTheme="majorHAnsi" w:hAnsiTheme="majorHAnsi" w:hint="eastAsia"/>
+              </w:rPr>
+              <w:t>수신</w:t>
+            </w:r>
+            <w:r>
+              <w:rPr>
+                <w:rFonts w:asciiTheme="majorHAnsi" w:eastAsiaTheme="majorHAnsi" w:hAnsiTheme="majorHAnsi"/>
+              </w:rPr>
+              <w:t xml:space="preserve"> </w:t>
+            </w:r>
+            <w:r>
+              <w:rPr>
+                <w:rFonts w:asciiTheme="majorHAnsi" w:eastAsiaTheme="majorHAnsi" w:hAnsiTheme="majorHAnsi" w:hint="eastAsia"/>
+              </w:rPr>
+              <w:t>성공</w:t>
+            </w:r>
+            <w:r>
+              <w:rPr>
+                <w:rFonts w:asciiTheme="majorHAnsi" w:eastAsiaTheme="majorHAnsi" w:hAnsiTheme="majorHAnsi"/>
+              </w:rPr>
+              <w:t xml:space="preserve"> — Phase 2-3 PASS</w:t>
+            </w:r>
+          </w:p>
+          <w:p>
+            <w:pPr>
+              <w:pStyle w:val="1-0"/>
+              <w:rPr>
+                <w:rFonts w:asciiTheme="majorHAnsi" w:eastAsiaTheme="majorHAnsi" w:hAnsiTheme="majorHAnsi" w:hint="eastAsia"/>
+              </w:rPr>
+            </w:pPr>
+            <w:r>
+              <w:rPr>
+                <w:rFonts w:asciiTheme="majorHAnsi" w:eastAsiaTheme="majorHAnsi" w:hAnsiTheme="majorHAnsi" w:hint="eastAsia"/>
+              </w:rPr>
+              <w:t>[20시 10분 24초] [INFO] ▶ Phase 2-4 시작</w:t>
+            </w:r>
+          </w:p>
+          <w:p>
+            <w:pPr>
+              <w:pStyle w:val="1-0"/>
+              <w:rPr>
+                <w:rFonts w:asciiTheme="majorHAnsi" w:eastAsiaTheme="majorHAnsi" w:hAnsiTheme="majorHAnsi" w:hint="eastAsia"/>
+              </w:rPr>
+            </w:pPr>
+            <w:r>
+              <w:rPr>
+                <w:rFonts w:asciiTheme="majorHAnsi" w:eastAsiaTheme="majorHAnsi" w:hAnsiTheme="majorHAnsi" w:hint="eastAsia"/>
+              </w:rPr>
+              <w:t>[20시 10분 24초] [STEP] [Phase 2-4] Inverter FW Version 읽기 (0x27F3)</w:t>
+            </w:r>
+          </w:p>
+          <w:p>
+            <w:pPr>
+              <w:pStyle w:val="1-0"/>
+              <w:rPr>
+                <w:rFonts w:asciiTheme="majorHAnsi" w:eastAsiaTheme="majorHAnsi" w:hAnsiTheme="majorHAnsi" w:hint="eastAsia"/>
+              </w:rPr>
+            </w:pPr>
+            <w:r>
+              <w:rPr>
+                <w:rFonts w:asciiTheme="majorHAnsi" w:eastAsiaTheme="majorHAnsi" w:hAnsiTheme="majorHAnsi" w:hint="eastAsia"/>
+              </w:rPr>
+              <w:t>[20시 10분 24초] [INFO]   RX: "0.06P"  [30 2E 30 36 50 00]</w:t>
+            </w:r>
+          </w:p>
+          <w:p>
+            <w:pPr>
+              <w:pStyle w:val="1-0"/>
+              <w:rPr>
+                <w:rFonts w:asciiTheme="majorHAnsi" w:eastAsiaTheme="majorHAnsi" w:hAnsiTheme="majorHAnsi"/>
+              </w:rPr>
+            </w:pPr>
+            <w:r>
+              <w:rPr>
+                <w:rFonts w:asciiTheme="majorHAnsi" w:eastAsiaTheme="majorHAnsi" w:hAnsiTheme="majorHAnsi"/>
+              </w:rPr>
+              <w:t>[20</w:t>
+            </w:r>
+            <w:r>
+              <w:rPr>
+                <w:rFonts w:asciiTheme="majorHAnsi" w:eastAsiaTheme="majorHAnsi" w:hAnsiTheme="majorHAnsi" w:hint="eastAsia"/>
+              </w:rPr>
+              <w:t>시</w:t>
+            </w:r>
+            <w:r>
+              <w:rPr>
+                <w:rFonts w:asciiTheme="majorHAnsi" w:eastAsiaTheme="majorHAnsi" w:hAnsiTheme="majorHAnsi"/>
+              </w:rPr>
+              <w:t xml:space="preserve"> 10</w:t>
+            </w:r>
+            <w:r>
+              <w:rPr>
+                <w:rFonts w:asciiTheme="majorHAnsi" w:eastAsiaTheme="majorHAnsi" w:hAnsiTheme="majorHAnsi" w:hint="eastAsia"/>
+              </w:rPr>
+              <w:t>분</w:t>
+            </w:r>
+            <w:r>
+              <w:rPr>
+                <w:rFonts w:asciiTheme="majorHAnsi" w:eastAsiaTheme="majorHAnsi" w:hAnsiTheme="majorHAnsi"/>
+              </w:rPr>
+              <w:t xml:space="preserve"> 24</w:t>
+            </w:r>
+            <w:r>
+              <w:rPr>
+                <w:rFonts w:asciiTheme="majorHAnsi" w:eastAsiaTheme="majorHAnsi" w:hAnsiTheme="majorHAnsi" w:hint="eastAsia"/>
+              </w:rPr>
+              <w:t>초</w:t>
+            </w:r>
+            <w:r>
+              <w:rPr>
+                <w:rFonts w:asciiTheme="majorHAnsi" w:eastAsiaTheme="majorHAnsi" w:hAnsiTheme="majorHAnsi"/>
+              </w:rPr>
+              <w:t xml:space="preserve">] [SUCCESS]   </w:t>
+            </w:r>
+            <w:r>
+              <w:rPr>
+                <w:rFonts w:ascii="MS Gothic" w:eastAsia="MS Gothic" w:hAnsi="MS Gothic" w:cs="MS Gothic" w:hint="eastAsia"/>
+              </w:rPr>
+              <w:t>✔</w:t>
+            </w:r>
+            <w:r>
+              <w:rPr>
+                <w:rFonts w:asciiTheme="majorHAnsi" w:eastAsiaTheme="majorHAnsi" w:hAnsiTheme="majorHAnsi"/>
+              </w:rPr>
+              <w:t xml:space="preserve"> </w:t>
+            </w:r>
+            <w:r>
+              <w:rPr>
+                <w:rFonts w:asciiTheme="majorHAnsi" w:eastAsiaTheme="majorHAnsi" w:hAnsiTheme="majorHAnsi" w:hint="eastAsia"/>
+              </w:rPr>
+              <w:t>수신</w:t>
+            </w:r>
+            <w:r>
+              <w:rPr>
+                <w:rFonts w:asciiTheme="majorHAnsi" w:eastAsiaTheme="majorHAnsi" w:hAnsiTheme="majorHAnsi"/>
+              </w:rPr>
+              <w:t xml:space="preserve"> </w:t>
+            </w:r>
+            <w:r>
+              <w:rPr>
+                <w:rFonts w:asciiTheme="majorHAnsi" w:eastAsiaTheme="majorHAnsi" w:hAnsiTheme="majorHAnsi" w:hint="eastAsia"/>
+              </w:rPr>
+              <w:t>성공</w:t>
+            </w:r>
+            <w:r>
+              <w:rPr>
+                <w:rFonts w:asciiTheme="majorHAnsi" w:eastAsiaTheme="majorHAnsi" w:hAnsiTheme="majorHAnsi"/>
+              </w:rPr>
+              <w:t xml:space="preserve"> — Phase 2-4 PASS</w:t>
+            </w:r>
+          </w:p>
+          <w:p>
+            <w:pPr>
+              <w:pStyle w:val="1-0"/>
+              <w:rPr>
+                <w:rFonts w:asciiTheme="majorHAnsi" w:eastAsiaTheme="majorHAnsi" w:hAnsiTheme="majorHAnsi" w:hint="eastAsia"/>
+              </w:rPr>
+            </w:pPr>
+            <w:r>
+              <w:rPr>
+                <w:rFonts w:asciiTheme="majorHAnsi" w:eastAsiaTheme="majorHAnsi" w:hAnsiTheme="majorHAnsi" w:hint="eastAsia"/>
+              </w:rPr>
+              <w:t>[20시 10분 24초] [INFO] ▶ Phase 2-5 시작</w:t>
+            </w:r>
+          </w:p>
+          <w:p>
+            <w:pPr>
+              <w:pStyle w:val="1-0"/>
+              <w:rPr>
+                <w:rFonts w:asciiTheme="majorHAnsi" w:eastAsiaTheme="majorHAnsi" w:hAnsiTheme="majorHAnsi" w:hint="eastAsia"/>
+              </w:rPr>
+            </w:pPr>
+            <w:r>
+              <w:rPr>
+                <w:rFonts w:asciiTheme="majorHAnsi" w:eastAsiaTheme="majorHAnsi" w:hAnsiTheme="majorHAnsi" w:hint="eastAsia"/>
+              </w:rPr>
+              <w:t>[20시 10분 24초] [STEP] [Phase 2-5] 릴리즈 버전 일치 판정</w:t>
+            </w:r>
+          </w:p>
+          <w:p>
+            <w:pPr>
+              <w:pStyle w:val="1-0"/>
+              <w:rPr>
+                <w:rFonts w:asciiTheme="majorHAnsi" w:eastAsiaTheme="majorHAnsi" w:hAnsiTheme="majorHAnsi" w:hint="eastAsia"/>
+              </w:rPr>
+            </w:pPr>
+            <w:r>
+              <w:rPr>
+                <w:rFonts w:asciiTheme="majorHAnsi" w:eastAsiaTheme="majorHAnsi" w:hAnsiTheme="majorHAnsi" w:hint="eastAsia"/>
+              </w:rPr>
+              <w:t xml:space="preserve">[20시 10분 24초] [WARN]   ※ 예상 버전 </w:t>
+            </w:r>
+            <w:proofErr w:type="spellStart"/>
+            <w:r>
+              <w:rPr>
+                <w:rFonts w:asciiTheme="majorHAnsi" w:eastAsiaTheme="majorHAnsi" w:hAnsiTheme="majorHAnsi" w:hint="eastAsia"/>
+              </w:rPr>
+              <w:t>미입력</w:t>
+            </w:r>
+            <w:proofErr w:type="spellEnd"/>
+            <w:r>
+              <w:rPr>
+                <w:rFonts w:asciiTheme="majorHAnsi" w:eastAsiaTheme="majorHAnsi" w:hAnsiTheme="majorHAnsi" w:hint="eastAsia"/>
+              </w:rPr>
+              <w:t xml:space="preserve"> — </w:t>
+            </w:r>
+            <w:proofErr w:type="spellStart"/>
+            <w:r>
+              <w:rPr>
+                <w:rFonts w:asciiTheme="majorHAnsi" w:eastAsiaTheme="majorHAnsi" w:hAnsiTheme="majorHAnsi" w:hint="eastAsia"/>
+              </w:rPr>
+              <w:t>수신값</w:t>
+            </w:r>
+            <w:proofErr w:type="spellEnd"/>
+            <w:r>
+              <w:rPr>
+                <w:rFonts w:asciiTheme="majorHAnsi" w:eastAsiaTheme="majorHAnsi" w:hAnsiTheme="majorHAnsi" w:hint="eastAsia"/>
+              </w:rPr>
+              <w:t xml:space="preserve"> 육안 확인 필요</w:t>
+            </w:r>
+          </w:p>
+          <w:p>
+            <w:pPr>
+              <w:pStyle w:val="1-0"/>
+              <w:rPr>
+                <w:rFonts w:asciiTheme="majorHAnsi" w:eastAsiaTheme="majorHAnsi" w:hAnsiTheme="majorHAnsi" w:hint="eastAsia"/>
+              </w:rPr>
+            </w:pPr>
+            <w:r>
+              <w:rPr>
+                <w:rFonts w:asciiTheme="majorHAnsi" w:eastAsiaTheme="majorHAnsi" w:hAnsiTheme="majorHAnsi" w:hint="eastAsia"/>
+              </w:rPr>
+              <w:t>[20시 10분 24초] [SUCCESS] 테스트 완료: 합격</w:t>
+            </w:r>
+          </w:p>
+          <w:p>
+            <w:pPr>
+              <w:pStyle w:val="1-0"/>
+              <w:rPr>
+                <w:rFonts w:asciiTheme="majorHAnsi" w:eastAsiaTheme="majorHAnsi" w:hAnsiTheme="majorHAnsi"/>
+              </w:rPr>
+            </w:pPr>
+          </w:p>
+          <w:p>
+            <w:pPr>
+              <w:pStyle w:val="1-0"/>
+              <w:rPr>
+                <w:rFonts w:asciiTheme="majorHAnsi" w:eastAsiaTheme="majorHAnsi" w:hAnsiTheme="majorHAnsi" w:hint="eastAsia"/>
+              </w:rPr>
+            </w:pPr>
+            <w:r>
+              <w:rPr>
+                <w:rFonts w:asciiTheme="majorHAnsi" w:eastAsiaTheme="majorHAnsi" w:hAnsiTheme="majorHAnsi" w:hint="eastAsia"/>
+              </w:rPr>
+              <w:t>[패킷 로그]</w:t>
+            </w:r>
+          </w:p>
+          <w:p>
+            <w:pPr>
+              <w:pStyle w:val="1-0"/>
+              <w:rPr>
+                <w:rFonts w:asciiTheme="majorHAnsi" w:eastAsiaTheme="majorHAnsi" w:hAnsiTheme="majorHAnsi"/>
+              </w:rPr>
+            </w:pPr>
+            <w:r>
+              <w:rPr>
+                <w:rFonts w:asciiTheme="majorHAnsi" w:eastAsiaTheme="majorHAnsi" w:hAnsiTheme="majorHAnsi"/>
+              </w:rPr>
+              <w:t>------------------------------------------------------------</w:t>
+            </w:r>
+          </w:p>
+          <w:p>
+            <w:pPr>
+              <w:pStyle w:val="1-0"/>
+              <w:rPr>
+                <w:rFonts w:asciiTheme="majorHAnsi" w:eastAsiaTheme="majorHAnsi" w:hAnsiTheme="majorHAnsi" w:hint="eastAsia"/>
+              </w:rPr>
+            </w:pPr>
+            <w:r>
+              <w:rPr>
+                <w:rFonts w:asciiTheme="majorHAnsi" w:eastAsiaTheme="majorHAnsi" w:hAnsiTheme="majorHAnsi" w:hint="eastAsia"/>
+              </w:rPr>
+              <w:t>[오후 8:10:24.786] TX  01 2B 0D 00 01 00 27 F0 00 00 00 00 10 11 0C  (+42095ms)</w:t>
+            </w:r>
+          </w:p>
+          <w:p>
+            <w:pPr>
+              <w:pStyle w:val="1-0"/>
+              <w:rPr>
+                <w:rFonts w:asciiTheme="majorHAnsi" w:eastAsiaTheme="majorHAnsi" w:hAnsiTheme="majorHAnsi" w:hint="eastAsia"/>
+              </w:rPr>
+            </w:pPr>
+            <w:r>
+              <w:rPr>
+                <w:rFonts w:asciiTheme="majorHAnsi" w:eastAsiaTheme="majorHAnsi" w:hAnsiTheme="majorHAnsi" w:hint="eastAsia"/>
+              </w:rPr>
+              <w:t xml:space="preserve">[오후 8:10:24.809] RX  01 2B 0D 00 01 00 27 F0 00 00 00 00 06 FF </w:t>
+            </w:r>
+            <w:proofErr w:type="spellStart"/>
+            <w:r>
+              <w:rPr>
+                <w:rFonts w:asciiTheme="majorHAnsi" w:eastAsiaTheme="majorHAnsi" w:hAnsiTheme="majorHAnsi" w:hint="eastAsia"/>
+              </w:rPr>
+              <w:t>FF</w:t>
+            </w:r>
+            <w:proofErr w:type="spellEnd"/>
+            <w:r>
+              <w:rPr>
+                <w:rFonts w:asciiTheme="majorHAnsi" w:eastAsiaTheme="majorHAnsi" w:hAnsiTheme="majorHAnsi" w:hint="eastAsia"/>
+              </w:rPr>
+              <w:t xml:space="preserve"> </w:t>
+            </w:r>
+            <w:proofErr w:type="spellStart"/>
+            <w:r>
+              <w:rPr>
+                <w:rFonts w:asciiTheme="majorHAnsi" w:eastAsiaTheme="majorHAnsi" w:hAnsiTheme="majorHAnsi" w:hint="eastAsia"/>
+              </w:rPr>
+              <w:t>FF</w:t>
+            </w:r>
+            <w:proofErr w:type="spellEnd"/>
+            <w:r>
+              <w:rPr>
+                <w:rFonts w:asciiTheme="majorHAnsi" w:eastAsiaTheme="majorHAnsi" w:hAnsiTheme="majorHAnsi" w:hint="eastAsia"/>
+              </w:rPr>
+              <w:t xml:space="preserve"> </w:t>
+            </w:r>
+            <w:proofErr w:type="spellStart"/>
+            <w:r>
+              <w:rPr>
+                <w:rFonts w:asciiTheme="majorHAnsi" w:eastAsiaTheme="majorHAnsi" w:hAnsiTheme="majorHAnsi" w:hint="eastAsia"/>
+              </w:rPr>
+              <w:t>FF</w:t>
+            </w:r>
+            <w:proofErr w:type="spellEnd"/>
+            <w:r>
+              <w:rPr>
+                <w:rFonts w:asciiTheme="majorHAnsi" w:eastAsiaTheme="majorHAnsi" w:hAnsiTheme="majorHAnsi" w:hint="eastAsia"/>
+              </w:rPr>
+              <w:t xml:space="preserve"> </w:t>
+            </w:r>
+            <w:proofErr w:type="spellStart"/>
+            <w:r>
+              <w:rPr>
+                <w:rFonts w:asciiTheme="majorHAnsi" w:eastAsiaTheme="majorHAnsi" w:hAnsiTheme="majorHAnsi" w:hint="eastAsia"/>
+              </w:rPr>
+              <w:t>FF</w:t>
+            </w:r>
+            <w:proofErr w:type="spellEnd"/>
+            <w:r>
+              <w:rPr>
+                <w:rFonts w:asciiTheme="majorHAnsi" w:eastAsiaTheme="majorHAnsi" w:hAnsiTheme="majorHAnsi" w:hint="eastAsia"/>
+              </w:rPr>
+              <w:t xml:space="preserve"> 00 25 4E  (+23ms)</w:t>
+            </w:r>
+          </w:p>
+          <w:p>
+            <w:pPr>
+              <w:pStyle w:val="1-0"/>
+              <w:rPr>
+                <w:rFonts w:asciiTheme="majorHAnsi" w:eastAsiaTheme="majorHAnsi" w:hAnsiTheme="majorHAnsi" w:hint="eastAsia"/>
+              </w:rPr>
+            </w:pPr>
+            <w:r>
+              <w:rPr>
+                <w:rFonts w:asciiTheme="majorHAnsi" w:eastAsiaTheme="majorHAnsi" w:hAnsiTheme="majorHAnsi" w:hint="eastAsia"/>
+              </w:rPr>
+              <w:lastRenderedPageBreak/>
+              <w:t>[오후 8:10:24.812] TX  01 2B 0D 00 01 00 27 F1 00 00 00 00 10 10 DD  (+3ms)</w:t>
+            </w:r>
+          </w:p>
+          <w:p>
+            <w:pPr>
+              <w:pStyle w:val="1-0"/>
+              <w:rPr>
+                <w:rFonts w:asciiTheme="majorHAnsi" w:eastAsiaTheme="majorHAnsi" w:hAnsiTheme="majorHAnsi" w:hint="eastAsia"/>
+              </w:rPr>
+            </w:pPr>
+            <w:r>
+              <w:rPr>
+                <w:rFonts w:asciiTheme="majorHAnsi" w:eastAsiaTheme="majorHAnsi" w:hAnsiTheme="majorHAnsi" w:hint="eastAsia"/>
+              </w:rPr>
+              <w:t>[오후 8:10:24.841] RX  01 2B 0D 00 01 00 27 F1 00 00 00 00 06 30 2E 30 32 4B 00 EC 8B  (+29ms)</w:t>
+            </w:r>
+          </w:p>
+          <w:p>
+            <w:pPr>
+              <w:pStyle w:val="1-0"/>
+              <w:rPr>
+                <w:rFonts w:asciiTheme="majorHAnsi" w:eastAsiaTheme="majorHAnsi" w:hAnsiTheme="majorHAnsi" w:hint="eastAsia"/>
+              </w:rPr>
+            </w:pPr>
+            <w:r>
+              <w:rPr>
+                <w:rFonts w:asciiTheme="majorHAnsi" w:eastAsiaTheme="majorHAnsi" w:hAnsiTheme="majorHAnsi" w:hint="eastAsia"/>
+              </w:rPr>
+              <w:t>[오후 8:10:24.845] TX  01 2B 0D 00 01 00 27 F2 00 00 00 00 10 10 EE  (+4ms)</w:t>
+            </w:r>
+          </w:p>
+          <w:p>
+            <w:pPr>
+              <w:pStyle w:val="1-0"/>
+              <w:rPr>
+                <w:rFonts w:asciiTheme="majorHAnsi" w:eastAsiaTheme="majorHAnsi" w:hAnsiTheme="majorHAnsi" w:hint="eastAsia"/>
+              </w:rPr>
+            </w:pPr>
+            <w:r>
+              <w:rPr>
+                <w:rFonts w:asciiTheme="majorHAnsi" w:eastAsiaTheme="majorHAnsi" w:hAnsiTheme="majorHAnsi" w:hint="eastAsia"/>
+              </w:rPr>
+              <w:t>[오후 8:10:24.872] RX  01 2B 0D 00 01 00 27 F2 00 00 00 00 06 56 30 2E 30 31 00 CD C3  (+27ms)</w:t>
+            </w:r>
+          </w:p>
+          <w:p>
+            <w:pPr>
+              <w:pStyle w:val="1-0"/>
+              <w:rPr>
+                <w:rFonts w:asciiTheme="majorHAnsi" w:eastAsiaTheme="majorHAnsi" w:hAnsiTheme="majorHAnsi" w:hint="eastAsia"/>
+              </w:rPr>
+            </w:pPr>
+            <w:r>
+              <w:rPr>
+                <w:rFonts w:asciiTheme="majorHAnsi" w:eastAsiaTheme="majorHAnsi" w:hAnsiTheme="majorHAnsi" w:hint="eastAsia"/>
+              </w:rPr>
+              <w:t>[오후 8:10:24.876] TX  01 2B 0D 00 01 00 27 F3 00 00 00 00 10 11 3F  (+4ms)</w:t>
+            </w:r>
+          </w:p>
+          <w:p>
+            <w:pPr>
+              <w:pStyle w:val="1-0"/>
+              <w:rPr>
+                <w:rFonts w:asciiTheme="majorHAnsi" w:eastAsiaTheme="majorHAnsi" w:hAnsiTheme="majorHAnsi" w:hint="eastAsia"/>
+              </w:rPr>
+            </w:pPr>
+            <w:r>
+              <w:rPr>
+                <w:rFonts w:asciiTheme="majorHAnsi" w:eastAsiaTheme="majorHAnsi" w:hAnsiTheme="majorHAnsi" w:hint="eastAsia"/>
+              </w:rPr>
+              <w:t>[오후 8:10:24.905] RX  01 2B 0D 00 01 00 27 F3 00 00 00 00 06 30 2E 30 36 50 00 5E 7D  (+29ms)</w:t>
+            </w:r>
+          </w:p>
+          <w:p>
+            <w:pPr>
+              <w:pStyle w:val="1-0"/>
+              <w:rPr>
+                <w:rFonts w:asciiTheme="majorHAnsi" w:eastAsiaTheme="majorHAnsi" w:hAnsiTheme="majorHAnsi"/>
+              </w:rPr>
+            </w:pPr>
+          </w:p>
+          <w:p>
+            <w:pPr>
+              <w:pStyle w:val="1-0"/>
+              <w:numPr>
+                <w:ilvl w:val="0"/>
+                <w:numId w:val="0"/>
+              </w:numPr>
+              <w:rPr>
+                <w:rFonts w:asciiTheme="majorHAnsi" w:eastAsiaTheme="majorHAnsi" w:hAnsiTheme="majorHAnsi" w:hint="eastAsia"/>
+              </w:rPr>
+            </w:pPr>
+            <w:r>
+              <w:rPr>
+                <w:rFonts w:asciiTheme="majorHAnsi" w:eastAsiaTheme="majorHAnsi" w:hAnsiTheme="majorHAnsi"/>
+              </w:rPr>
+              <w:t>============================================================</w:t>
+            </w:r>
           </w:p>
         </w:tc>
       </w:tr>
@@ -1094,6 +2129,7 @@
               <w:rPr>
                 <w:rFonts w:asciiTheme="majorHAnsi" w:eastAsiaTheme="majorHAnsi" w:hAnsiTheme="majorHAnsi" w:hint="eastAsia"/>
               </w:rPr>
+              <w:lastRenderedPageBreak/>
               <w:t>기타</w:t>
             </w:r>
           </w:p>
@@ -1129,7 +2165,7 @@
       </w:pPr>
     </w:p>
     <w:sectPr>
-      <w:headerReference w:type="default" r:id="rId8"/>
+      <w:headerReference w:type="default" r:id="rId9"/>
       <w:pgSz w:w="11906" w:h="16838"/>
       <w:pgMar w:top="1701" w:right="1440" w:bottom="1440" w:left="1440" w:header="851" w:footer="992" w:gutter="0"/>
       <w:cols w:space="425"/>
